--- a/Documentacion/Planificacion/Planes/PLAN DE GESTIÓN DEL CRONOGRAMA.docx
+++ b/Documentacion/Planificacion/Planes/PLAN DE GESTIÓN DEL CRONOGRAMA.docx
@@ -53,7 +53,6 @@
               <w:spacing w:after="0" w:afterAutospacing="0"/>
               <w:rPr>
                 <w:rFonts w:ascii="Tahoma" w:hAnsi="Tahoma" w:cs="Tahoma"/>
-                <w:bCs/>
                 <w:sz w:val="20"/>
                 <w:lang w:val="en-US"/>
               </w:rPr>
@@ -61,7 +60,6 @@
             <w:r>
               <w:rPr>
                 <w:rFonts w:ascii="Tahoma" w:hAnsi="Tahoma" w:cs="Tahoma"/>
-                <w:bCs/>
                 <w:sz w:val="20"/>
                 <w:lang w:val="en-US"/>
               </w:rPr>
@@ -106,14 +104,12 @@
               <w:jc w:val="center"/>
               <w:rPr>
                 <w:rFonts w:ascii="Tahoma" w:hAnsi="Tahoma" w:cs="Tahoma"/>
-                <w:bCs/>
-                <w:sz w:val="20"/>
-              </w:rPr>
-            </w:pPr>
-            <w:r>
-              <w:rPr>
-                <w:rFonts w:ascii="Tahoma" w:hAnsi="Tahoma" w:cs="Tahoma"/>
-                <w:bCs/>
+                <w:sz w:val="20"/>
+              </w:rPr>
+            </w:pPr>
+            <w:r>
+              <w:rPr>
+                <w:rFonts w:ascii="Tahoma" w:hAnsi="Tahoma" w:cs="Tahoma"/>
                 <w:sz w:val="20"/>
               </w:rPr>
               <w:t>RLC-2026 </w:t>
@@ -157,14 +153,12 @@
               <w:jc w:val="center"/>
               <w:rPr>
                 <w:rFonts w:ascii="Tahoma" w:hAnsi="Tahoma" w:cs="Tahoma"/>
-                <w:bCs/>
-                <w:sz w:val="20"/>
-              </w:rPr>
-            </w:pPr>
-            <w:r>
-              <w:rPr>
-                <w:rFonts w:ascii="Tahoma" w:hAnsi="Tahoma" w:cs="Tahoma"/>
-                <w:bCs/>
+                <w:sz w:val="20"/>
+              </w:rPr>
+            </w:pPr>
+            <w:r>
+              <w:rPr>
+                <w:rFonts w:ascii="Tahoma" w:hAnsi="Tahoma" w:cs="Tahoma"/>
                 <w:sz w:val="20"/>
               </w:rPr>
               <w:t>27/02/2026</w:t>
@@ -274,7 +268,14 @@
                 <w:rFonts w:ascii="Tahoma" w:hAnsi="Tahoma" w:cs="Tahoma"/>
                 <w:sz w:val="20"/>
               </w:rPr>
-              <w:t>Las actividades se extraerán directamente de nuestro Diccionario de la EDT. Para que el cronograma sea fácil de visualizar y gestionar, agruparemos estas actividades en fases lógicas de desarrollo o hitos (como Prototipo, Alpha, Beta) en lugar de dividirlas rígidamente por semanas, ya que esto permite ver el avance real del juego</w:t>
+              <w:t>Las actividades se extraerán directamente de nuestro Diccionario de la EDT. Para que el cronograma sea fácil de visualizar y gestionar, agruparemos estas actividades en fases lógicas de desarrollo o hitos en lugar de dividirlas rígidamente por semanas, ya que esto permite ver el avance real del juego</w:t>
+            </w:r>
+            <w:r>
+              <w:rPr>
+                <w:rFonts w:ascii="Tahoma" w:hAnsi="Tahoma" w:cs="Tahoma"/>
+                <w:sz w:val="20"/>
+              </w:rPr>
+              <w:t>.</w:t>
             </w:r>
           </w:p>
         </w:tc>
@@ -340,23 +341,42 @@
                 <w:rFonts w:ascii="Tahoma" w:hAnsi="Tahoma" w:cs="Tahoma"/>
                 <w:sz w:val="20"/>
               </w:rPr>
-              <w:t xml:space="preserve">HAY QUE REVISAR ESTE </w:t>
-            </w:r>
-          </w:p>
-          <w:p>
-            <w:pPr>
-              <w:spacing w:afterAutospacing="0"/>
-              <w:rPr>
-                <w:rFonts w:ascii="Tahoma" w:hAnsi="Tahoma" w:cs="Tahoma"/>
-                <w:sz w:val="20"/>
-              </w:rPr>
-            </w:pPr>
-            <w:r>
-              <w:rPr>
-                <w:rFonts w:ascii="Tahoma" w:hAnsi="Tahoma" w:cs="Tahoma"/>
-                <w:sz w:val="20"/>
-              </w:rPr>
-              <w:t xml:space="preserve">Estableceremos dependencias lógicas entre las tareas, determinando qué debe estar terminado antes de poder empezar lo siguiente. Dado que hemos optado por mantener paquetes de trabajo grandes y de alta complejidad técnica en lugar de subdividirlos artificialmente, la estrategia será asignar a varios miembros del equipo a la misma tarea de forma simultánea. Esto nos permitirá trabajar de manera colaborativa (Pair </w:t>
+              <w:t>Se establecerán</w:t>
+            </w:r>
+            <w:r>
+              <w:rPr>
+                <w:rFonts w:ascii="Tahoma" w:hAnsi="Tahoma" w:cs="Tahoma"/>
+                <w:sz w:val="20"/>
+              </w:rPr>
+              <w:t xml:space="preserve"> dependencias lógicas entre las tareas, determinando qué debe estar terminado antes de poder empezar lo siguiente. Dado que </w:t>
+            </w:r>
+            <w:r>
+              <w:rPr>
+                <w:rFonts w:ascii="Tahoma" w:hAnsi="Tahoma" w:cs="Tahoma"/>
+                <w:sz w:val="20"/>
+              </w:rPr>
+              <w:t>se</w:t>
+            </w:r>
+            <w:r>
+              <w:rPr>
+                <w:rFonts w:ascii="Tahoma" w:hAnsi="Tahoma" w:cs="Tahoma"/>
+                <w:sz w:val="20"/>
+              </w:rPr>
+              <w:t xml:space="preserve"> </w:t>
+            </w:r>
+            <w:r>
+              <w:rPr>
+                <w:rFonts w:ascii="Tahoma" w:hAnsi="Tahoma" w:cs="Tahoma"/>
+                <w:sz w:val="20"/>
+              </w:rPr>
+              <w:t>ha optado</w:t>
+            </w:r>
+            <w:r>
+              <w:rPr>
+                <w:rFonts w:ascii="Tahoma" w:hAnsi="Tahoma" w:cs="Tahoma"/>
+                <w:sz w:val="20"/>
+              </w:rPr>
+              <w:t xml:space="preserve"> por mantener paquetes de trabajo grandes y de alta complejidad técnica en lugar de subdividirlos artificialmente, la estrategia será asignar a varios miembros del equipo a la misma tarea de forma simultánea. Esto nos permitirá trabajar de manera colaborativa (Pair </w:t>
             </w:r>
             <w:proofErr w:type="spellStart"/>
             <w:r>
@@ -372,12 +392,43 @@
                 <w:rFonts w:ascii="Tahoma" w:hAnsi="Tahoma" w:cs="Tahoma"/>
                 <w:sz w:val="20"/>
               </w:rPr>
-              <w:t>) frente a los desafíos más densos, compartiendo conocimientos y resolviendo bloqueos en equipo antes de avanzar a la siguiente actividad del cronograma.</w:t>
+              <w:t>) frente a l</w:t>
+            </w:r>
+            <w:r>
+              <w:rPr>
+                <w:rFonts w:ascii="Tahoma" w:hAnsi="Tahoma" w:cs="Tahoma"/>
+                <w:sz w:val="20"/>
+              </w:rPr>
+              <w:t xml:space="preserve">as tareas </w:t>
+            </w:r>
+            <w:r>
+              <w:rPr>
+                <w:rFonts w:ascii="Tahoma" w:hAnsi="Tahoma" w:cs="Tahoma"/>
+                <w:sz w:val="20"/>
+              </w:rPr>
+              <w:t>más dens</w:t>
+            </w:r>
+            <w:r>
+              <w:rPr>
+                <w:rFonts w:ascii="Tahoma" w:hAnsi="Tahoma" w:cs="Tahoma"/>
+                <w:sz w:val="20"/>
+              </w:rPr>
+              <w:t>a</w:t>
+            </w:r>
+            <w:r>
+              <w:rPr>
+                <w:rFonts w:ascii="Tahoma" w:hAnsi="Tahoma" w:cs="Tahoma"/>
+                <w:sz w:val="20"/>
+              </w:rPr>
+              <w:t>s, compartiendo conocimientos y resolviendo bloqueos en equipo antes de avanzar a la siguiente actividad del cronograma.</w:t>
             </w:r>
           </w:p>
         </w:tc>
       </w:tr>
       <w:tr>
+        <w:trPr>
+          <w:trHeight w:val="883"/>
+        </w:trPr>
         <w:tc>
           <w:tcPr>
             <w:tcW w:w="2268" w:type="dxa"/>
@@ -427,7 +478,6 @@
             <w:r>
               <w:rPr>
                 <w:rFonts w:ascii="Tahoma" w:hAnsi="Tahoma" w:cs="Tahoma"/>
-                <w:color w:val="000000" w:themeColor="text1"/>
                 <w:sz w:val="20"/>
               </w:rPr>
               <w:t>Se usará la estimación PERT, donde se hace una estimación optimista, pesimista y realista de la duración de cada una de las actividades. A partir de dichas estimaciones se obtiene un valor final.</w:t>
@@ -436,6 +486,9 @@
         </w:tc>
       </w:tr>
       <w:tr>
+        <w:trPr>
+          <w:trHeight w:val="1253"/>
+        </w:trPr>
         <w:tc>
           <w:tcPr>
             <w:tcW w:w="2268" w:type="dxa"/>
@@ -1036,24 +1089,6 @@
                 <w:color w:val="000000" w:themeColor="text1"/>
                 <w:sz w:val="20"/>
               </w:rPr>
-              <w:t>REVISAR ESTE Y QUITAR LAS DEFINICIONES DE LOS NUMEROS</w:t>
-            </w:r>
-          </w:p>
-          <w:p>
-            <w:pPr>
-              <w:spacing w:afterAutospacing="0"/>
-              <w:rPr>
-                <w:rFonts w:ascii="Tahoma" w:hAnsi="Tahoma" w:cs="Tahoma"/>
-                <w:color w:val="000000" w:themeColor="text1"/>
-                <w:sz w:val="20"/>
-              </w:rPr>
-            </w:pPr>
-            <w:r>
-              <w:rPr>
-                <w:rFonts w:ascii="Tahoma" w:hAnsi="Tahoma" w:cs="Tahoma"/>
-                <w:color w:val="000000" w:themeColor="text1"/>
-                <w:sz w:val="20"/>
-              </w:rPr>
               <w:t>Para facilitar la supervisión del proyecto, el trabajo se agrupará en los siguientes grandes bloques o cuentas de control (alineados con el primer nivel de la EDT):</w:t>
             </w:r>
           </w:p>
@@ -1182,7 +1217,15 @@
                 <w:color w:val="000000" w:themeColor="text1"/>
                 <w:sz w:val="20"/>
               </w:rPr>
-              <w:t>4. Aseguramiento de Calidad (QA): Engloba el plan de pruebas, testeo de jugabilidad, corrección de errores y optimización del rendimiento (objetivo 60 FPS).</w:t>
+              <w:t>4. Aseguramiento de Calidad (QA): Engloba el plan de pruebas, testeo de jugabilidad, corrección de errores y optimización del rendimiento</w:t>
+            </w:r>
+            <w:r>
+              <w:rPr>
+                <w:rFonts w:ascii="Tahoma" w:hAnsi="Tahoma" w:cs="Tahoma"/>
+                <w:color w:val="000000" w:themeColor="text1"/>
+                <w:sz w:val="20"/>
+              </w:rPr>
+              <w:t>.</w:t>
             </w:r>
           </w:p>
           <w:p>
@@ -1265,6 +1308,7 @@
                 <w:rFonts w:ascii="Tahoma" w:hAnsi="Tahoma" w:cs="Tahoma"/>
                 <w:color w:val="000000" w:themeColor="text1"/>
                 <w:sz w:val="20"/>
+                <w:szCs w:val="20"/>
               </w:rPr>
             </w:pPr>
             <w:r>
@@ -1272,126 +1316,36 @@
                 <w:rFonts w:ascii="Tahoma" w:hAnsi="Tahoma" w:cs="Tahoma"/>
                 <w:color w:val="000000" w:themeColor="text1"/>
                 <w:sz w:val="20"/>
-              </w:rPr>
-              <w:t>Los informes de estado se generarán semanalmente, detallando el avance respecto al cronograma.</w:t>
-            </w:r>
-          </w:p>
-          <w:p>
-            <w:pPr>
-              <w:spacing w:afterAutospacing="0"/>
+                <w:szCs w:val="20"/>
+              </w:rPr>
+              <w:t xml:space="preserve">Los informes de estado se generarán </w:t>
+            </w:r>
+            <w:r>
               <w:rPr>
                 <w:rFonts w:ascii="Tahoma" w:hAnsi="Tahoma" w:cs="Tahoma"/>
                 <w:color w:val="000000" w:themeColor="text1"/>
                 <w:sz w:val="20"/>
-              </w:rPr>
-            </w:pPr>
+                <w:szCs w:val="20"/>
+              </w:rPr>
+              <w:t>de forma periódica en cada sprint</w:t>
+            </w:r>
             <w:r>
               <w:rPr>
                 <w:rFonts w:ascii="Tahoma" w:hAnsi="Tahoma" w:cs="Tahoma"/>
                 <w:color w:val="000000" w:themeColor="text1"/>
                 <w:sz w:val="20"/>
-              </w:rPr>
-              <w:t>ALTERNATIVAS</w:t>
-            </w:r>
-          </w:p>
-          <w:p>
-            <w:pPr>
-              <w:spacing w:afterAutospacing="0"/>
+                <w:szCs w:val="20"/>
+              </w:rPr>
+              <w:t>, detallando el avance respecto al cronograma.</w:t>
+            </w:r>
+            <w:r>
               <w:rPr>
                 <w:rFonts w:ascii="Tahoma" w:hAnsi="Tahoma" w:cs="Tahoma"/>
                 <w:color w:val="000000" w:themeColor="text1"/>
                 <w:sz w:val="20"/>
-              </w:rPr>
-            </w:pPr>
-            <w:r>
-              <w:rPr>
-                <w:rFonts w:ascii="Tahoma" w:hAnsi="Tahoma" w:cs="Tahoma"/>
-                <w:color w:val="000000" w:themeColor="text1"/>
-                <w:sz w:val="20"/>
-              </w:rPr>
-              <w:t>Tablero Kanban</w:t>
-            </w:r>
-          </w:p>
-          <w:p>
-            <w:pPr>
-              <w:spacing w:afterAutospacing="0"/>
-              <w:rPr>
-                <w:rFonts w:ascii="Tahoma" w:hAnsi="Tahoma" w:cs="Tahoma"/>
-                <w:color w:val="000000" w:themeColor="text1"/>
-                <w:sz w:val="20"/>
-              </w:rPr>
-            </w:pPr>
-            <w:r>
-              <w:rPr>
-                <w:rFonts w:ascii="Tahoma" w:hAnsi="Tahoma" w:cs="Tahoma"/>
-                <w:color w:val="000000" w:themeColor="text1"/>
-                <w:sz w:val="20"/>
-              </w:rPr>
-              <w:t>Gráfico de Trabajo Pendiente (</w:t>
-            </w:r>
-            <w:proofErr w:type="spellStart"/>
-            <w:r>
-              <w:rPr>
-                <w:rFonts w:ascii="Tahoma" w:hAnsi="Tahoma" w:cs="Tahoma"/>
-                <w:color w:val="000000" w:themeColor="text1"/>
-                <w:sz w:val="20"/>
-              </w:rPr>
-              <w:t>Burndown</w:t>
-            </w:r>
-            <w:proofErr w:type="spellEnd"/>
-            <w:r>
-              <w:rPr>
-                <w:rFonts w:ascii="Tahoma" w:hAnsi="Tahoma" w:cs="Tahoma"/>
-                <w:color w:val="000000" w:themeColor="text1"/>
-                <w:sz w:val="20"/>
-              </w:rPr>
-              <w:t xml:space="preserve"> Chart)</w:t>
-            </w:r>
-          </w:p>
-          <w:p>
-            <w:pPr>
-              <w:spacing w:afterAutospacing="0"/>
-              <w:rPr>
-                <w:rFonts w:ascii="Tahoma" w:hAnsi="Tahoma" w:cs="Tahoma"/>
-                <w:color w:val="000000" w:themeColor="text1"/>
-                <w:sz w:val="20"/>
-              </w:rPr>
-            </w:pPr>
-            <w:r>
-              <w:rPr>
-                <w:rFonts w:ascii="Tahoma" w:hAnsi="Tahoma" w:cs="Tahoma"/>
-                <w:color w:val="000000" w:themeColor="text1"/>
-                <w:sz w:val="20"/>
-              </w:rPr>
-              <w:t xml:space="preserve">Sprint </w:t>
-            </w:r>
-            <w:proofErr w:type="spellStart"/>
-            <w:r>
-              <w:rPr>
-                <w:rFonts w:ascii="Tahoma" w:hAnsi="Tahoma" w:cs="Tahoma"/>
-                <w:color w:val="000000" w:themeColor="text1"/>
-                <w:sz w:val="20"/>
-              </w:rPr>
-              <w:t>Reviews</w:t>
-            </w:r>
-            <w:proofErr w:type="spellEnd"/>
-          </w:p>
-          <w:p>
-            <w:pPr>
-              <w:spacing w:afterAutospacing="0"/>
-              <w:rPr>
-                <w:rFonts w:ascii="Tahoma" w:hAnsi="Tahoma" w:cs="Tahoma"/>
-                <w:color w:val="000000" w:themeColor="text1"/>
-                <w:sz w:val="20"/>
-              </w:rPr>
-            </w:pPr>
-            <w:r>
-              <w:rPr>
-                <w:rFonts w:ascii="Tahoma" w:hAnsi="Tahoma" w:cs="Tahoma"/>
-                <w:color w:val="000000" w:themeColor="text1"/>
-                <w:sz w:val="20"/>
-              </w:rPr>
-              <w:t>Reuniones de Sincronización (Stand-ups adaptadas)</w:t>
+                <w:szCs w:val="20"/>
+              </w:rPr>
+              <w:t xml:space="preserve"> Se utilizará el avance de las tareas en un tablero Kanban, así como el propio estado del cronograma.</w:t>
             </w:r>
           </w:p>
         </w:tc>
@@ -1433,6 +1387,7 @@
                 <w:rFonts w:ascii="Tahoma" w:hAnsi="Tahoma" w:cs="Tahoma"/>
                 <w:color w:val="000000" w:themeColor="text1"/>
                 <w:sz w:val="20"/>
+                <w:szCs w:val="20"/>
               </w:rPr>
             </w:pPr>
             <w:r>
@@ -1440,8 +1395,27 @@
                 <w:rFonts w:ascii="Tahoma" w:hAnsi="Tahoma" w:cs="Tahoma"/>
                 <w:color w:val="000000" w:themeColor="text1"/>
                 <w:sz w:val="20"/>
-              </w:rPr>
-              <w:t>El cronograma se actualizará después de cada entregable o cuando haya cambios significativos.</w:t>
+                <w:szCs w:val="20"/>
+              </w:rPr>
+              <w:t xml:space="preserve">El cronograma se actualizará después de cada </w:t>
+            </w:r>
+            <w:r>
+              <w:rPr>
+                <w:rFonts w:ascii="Tahoma" w:hAnsi="Tahoma" w:cs="Tahoma"/>
+                <w:color w:val="000000" w:themeColor="text1"/>
+                <w:sz w:val="20"/>
+                <w:szCs w:val="20"/>
+              </w:rPr>
+              <w:t>hito/sprint</w:t>
+            </w:r>
+            <w:r>
+              <w:rPr>
+                <w:rFonts w:ascii="Tahoma" w:hAnsi="Tahoma" w:cs="Tahoma"/>
+                <w:color w:val="000000" w:themeColor="text1"/>
+                <w:sz w:val="20"/>
+                <w:szCs w:val="20"/>
+              </w:rPr>
+              <w:t xml:space="preserve"> o cuando haya cambios significativos.</w:t>
             </w:r>
           </w:p>
         </w:tc>
@@ -1493,15 +1467,15 @@
               <w:rPr>
                 <w:rFonts w:ascii="Tahoma" w:eastAsia="Calibri" w:hAnsi="Tahoma" w:cs="Tahoma"/>
                 <w:b/>
+                <w:sz w:val="20"/>
+                <w:szCs w:val="20"/>
+              </w:rPr>
+            </w:pPr>
+            <w:r>
+              <w:rPr>
+                <w:rFonts w:ascii="Tahoma" w:hAnsi="Tahoma" w:cs="Tahoma"/>
+                <w:b/>
                 <w:bCs/>
-                <w:sz w:val="20"/>
-                <w:szCs w:val="20"/>
-              </w:rPr>
-            </w:pPr>
-            <w:r>
-              <w:rPr>
-                <w:rFonts w:ascii="Tahoma" w:hAnsi="Tahoma" w:cs="Tahoma"/>
-                <w:b/>
                 <w:color w:val="000000" w:themeColor="text1"/>
                 <w:sz w:val="20"/>
               </w:rPr>
@@ -1527,16 +1501,14 @@
               <w:rPr>
                 <w:rFonts w:ascii="Tahoma" w:eastAsia="Calibri" w:hAnsi="Tahoma" w:cs="Tahoma"/>
                 <w:b/>
-                <w:bCs/>
-                <w:sz w:val="20"/>
-                <w:szCs w:val="20"/>
-              </w:rPr>
-            </w:pPr>
-            <w:r>
-              <w:rPr>
-                <w:rFonts w:ascii="Tahoma" w:eastAsia="Calibri" w:hAnsi="Tahoma" w:cs="Tahoma"/>
-                <w:b/>
-                <w:bCs/>
+                <w:sz w:val="20"/>
+                <w:szCs w:val="20"/>
+              </w:rPr>
+            </w:pPr>
+            <w:r>
+              <w:rPr>
+                <w:rFonts w:ascii="Tahoma" w:eastAsia="Calibri" w:hAnsi="Tahoma" w:cs="Tahoma"/>
+                <w:b/>
                 <w:sz w:val="20"/>
                 <w:szCs w:val="20"/>
               </w:rPr>
@@ -1557,16 +1529,14 @@
               <w:rPr>
                 <w:rFonts w:ascii="Tahoma" w:eastAsia="Calibri" w:hAnsi="Tahoma" w:cs="Tahoma"/>
                 <w:b/>
-                <w:bCs/>
-                <w:sz w:val="20"/>
-                <w:szCs w:val="20"/>
-              </w:rPr>
-            </w:pPr>
-            <w:r>
-              <w:rPr>
-                <w:rFonts w:ascii="Tahoma" w:eastAsia="Calibri" w:hAnsi="Tahoma" w:cs="Tahoma"/>
-                <w:b/>
-                <w:bCs/>
+                <w:sz w:val="20"/>
+                <w:szCs w:val="20"/>
+              </w:rPr>
+            </w:pPr>
+            <w:r>
+              <w:rPr>
+                <w:rFonts w:ascii="Tahoma" w:eastAsia="Calibri" w:hAnsi="Tahoma" w:cs="Tahoma"/>
+                <w:b/>
                 <w:sz w:val="20"/>
                 <w:szCs w:val="20"/>
               </w:rPr>
@@ -1587,16 +1557,14 @@
               <w:rPr>
                 <w:rFonts w:ascii="Tahoma" w:eastAsia="Calibri" w:hAnsi="Tahoma" w:cs="Tahoma"/>
                 <w:b/>
-                <w:bCs/>
-                <w:sz w:val="20"/>
-                <w:szCs w:val="20"/>
-              </w:rPr>
-            </w:pPr>
-            <w:r>
-              <w:rPr>
-                <w:rFonts w:ascii="Tahoma" w:eastAsia="Calibri" w:hAnsi="Tahoma" w:cs="Tahoma"/>
-                <w:b/>
-                <w:bCs/>
+                <w:sz w:val="20"/>
+                <w:szCs w:val="20"/>
+              </w:rPr>
+            </w:pPr>
+            <w:r>
+              <w:rPr>
+                <w:rFonts w:ascii="Tahoma" w:eastAsia="Calibri" w:hAnsi="Tahoma" w:cs="Tahoma"/>
+                <w:b/>
                 <w:sz w:val="20"/>
                 <w:szCs w:val="20"/>
               </w:rPr>
@@ -1657,7 +1625,16 @@
                 <w:sz w:val="20"/>
                 <w:szCs w:val="20"/>
               </w:rPr>
-              <w:t>4 semanas</w:t>
+              <w:t>2</w:t>
+            </w:r>
+            <w:r>
+              <w:rPr>
+                <w:rFonts w:ascii="Tahoma" w:eastAsia="Calibri" w:hAnsi="Tahoma" w:cs="Tahoma"/>
+                <w:iCs/>
+                <w:sz w:val="20"/>
+                <w:szCs w:val="20"/>
+              </w:rPr>
+              <w:t xml:space="preserve"> semanas</w:t>
             </w:r>
           </w:p>
         </w:tc>
@@ -1671,15 +1648,13 @@
               <w:spacing w:after="0" w:line="240" w:lineRule="auto"/>
               <w:rPr>
                 <w:rFonts w:ascii="Tahoma" w:eastAsia="Calibri" w:hAnsi="Tahoma" w:cs="Tahoma"/>
-                <w:iCs/>
-                <w:sz w:val="20"/>
-                <w:szCs w:val="20"/>
-              </w:rPr>
-            </w:pPr>
-            <w:r>
-              <w:rPr>
-                <w:rFonts w:ascii="Tahoma" w:eastAsia="Calibri" w:hAnsi="Tahoma" w:cs="Tahoma"/>
-                <w:iCs/>
+                <w:sz w:val="20"/>
+                <w:szCs w:val="20"/>
+              </w:rPr>
+            </w:pPr>
+            <w:r>
+              <w:rPr>
+                <w:rFonts w:ascii="Tahoma" w:eastAsia="Calibri" w:hAnsi="Tahoma" w:cs="Tahoma"/>
                 <w:sz w:val="20"/>
                 <w:szCs w:val="20"/>
               </w:rPr>
@@ -1690,7 +1665,6 @@
               <w:rPr>
                 <w:rFonts w:ascii="Tahoma" w:eastAsia="Calibri" w:hAnsi="Tahoma" w:cs="Tahoma"/>
                 <w:i/>
-                <w:iCs/>
                 <w:sz w:val="20"/>
                 <w:szCs w:val="20"/>
               </w:rPr>
@@ -1700,7 +1674,6 @@
             <w:r>
               <w:rPr>
                 <w:rFonts w:ascii="Tahoma" w:eastAsia="Calibri" w:hAnsi="Tahoma" w:cs="Tahoma"/>
-                <w:iCs/>
                 <w:sz w:val="20"/>
                 <w:szCs w:val="20"/>
               </w:rPr>
@@ -1710,7 +1683,6 @@
             <w:r>
               <w:rPr>
                 <w:rFonts w:ascii="Tahoma" w:eastAsia="Calibri" w:hAnsi="Tahoma" w:cs="Tahoma"/>
-                <w:iCs/>
                 <w:sz w:val="20"/>
                 <w:szCs w:val="20"/>
               </w:rPr>
@@ -1720,7 +1692,6 @@
             <w:r>
               <w:rPr>
                 <w:rFonts w:ascii="Tahoma" w:eastAsia="Calibri" w:hAnsi="Tahoma" w:cs="Tahoma"/>
-                <w:iCs/>
                 <w:sz w:val="20"/>
                 <w:szCs w:val="20"/>
               </w:rPr>
@@ -1730,7 +1701,6 @@
             <w:r>
               <w:rPr>
                 <w:rFonts w:ascii="Tahoma" w:eastAsia="Calibri" w:hAnsi="Tahoma" w:cs="Tahoma"/>
-                <w:iCs/>
                 <w:sz w:val="20"/>
                 <w:szCs w:val="20"/>
               </w:rPr>
@@ -1740,11 +1710,34 @@
             <w:r>
               <w:rPr>
                 <w:rFonts w:ascii="Tahoma" w:eastAsia="Calibri" w:hAnsi="Tahoma" w:cs="Tahoma"/>
-                <w:iCs/>
-                <w:sz w:val="20"/>
-                <w:szCs w:val="20"/>
-              </w:rPr>
-              <w:t xml:space="preserve">) e iniciar la primera mitad del modelo de IA entrenado para Umbra </w:t>
+                <w:sz w:val="20"/>
+                <w:szCs w:val="20"/>
+              </w:rPr>
+              <w:t>)</w:t>
+            </w:r>
+            <w:r>
+              <w:rPr>
+                <w:rFonts w:ascii="Tahoma" w:eastAsia="Calibri" w:hAnsi="Tahoma" w:cs="Tahoma"/>
+                <w:sz w:val="20"/>
+                <w:szCs w:val="20"/>
+              </w:rPr>
+              <w:t>, implementar el primer nivel</w:t>
+            </w:r>
+            <w:r>
+              <w:rPr>
+                <w:rFonts w:ascii="Tahoma" w:eastAsia="Calibri" w:hAnsi="Tahoma" w:cs="Tahoma"/>
+                <w:sz w:val="20"/>
+                <w:szCs w:val="20"/>
+              </w:rPr>
+              <w:t xml:space="preserve"> junto a su jefe correspondiente</w:t>
+            </w:r>
+            <w:r>
+              <w:rPr>
+                <w:rFonts w:ascii="Tahoma" w:eastAsia="Calibri" w:hAnsi="Tahoma" w:cs="Tahoma"/>
+                <w:sz w:val="20"/>
+                <w:szCs w:val="20"/>
+              </w:rPr>
+              <w:t>.</w:t>
             </w:r>
           </w:p>
           <w:p>
@@ -1752,17 +1745,14 @@
               <w:spacing w:after="0" w:line="240" w:lineRule="auto"/>
               <w:rPr>
                 <w:rFonts w:ascii="Tahoma" w:eastAsia="Calibri" w:hAnsi="Tahoma" w:cs="Tahoma"/>
-                <w:iCs/>
-                <w:sz w:val="20"/>
-                <w:szCs w:val="20"/>
-              </w:rPr>
-            </w:pPr>
-            <w:r>
-              <w:rPr>
-                <w:rFonts w:ascii="Tahoma" w:eastAsia="Calibri" w:hAnsi="Tahoma" w:cs="Tahoma"/>
-                <w:b/>
-                <w:bCs/>
-                <w:iCs/>
+                <w:sz w:val="20"/>
+                <w:szCs w:val="20"/>
+              </w:rPr>
+            </w:pPr>
+            <w:r>
+              <w:rPr>
+                <w:rFonts w:ascii="Tahoma" w:eastAsia="Calibri" w:hAnsi="Tahoma" w:cs="Tahoma"/>
+                <w:b/>
                 <w:sz w:val="20"/>
                 <w:szCs w:val="20"/>
               </w:rPr>
@@ -1771,7 +1761,6 @@
             <w:r>
               <w:rPr>
                 <w:rFonts w:ascii="Tahoma" w:eastAsia="Calibri" w:hAnsi="Tahoma" w:cs="Tahoma"/>
-                <w:iCs/>
                 <w:sz w:val="20"/>
                 <w:szCs w:val="20"/>
               </w:rPr>
@@ -1780,7 +1769,6 @@
             <w:r>
               <w:rPr>
                 <w:rFonts w:ascii="Tahoma" w:eastAsia="Calibri" w:hAnsi="Tahoma" w:cs="Tahoma"/>
-                <w:iCs/>
                 <w:sz w:val="20"/>
                 <w:szCs w:val="20"/>
               </w:rPr>
@@ -1790,7 +1778,6 @@
               <w:rPr>
                 <w:rFonts w:ascii="Tahoma" w:eastAsia="Calibri" w:hAnsi="Tahoma" w:cs="Tahoma"/>
                 <w:i/>
-                <w:iCs/>
                 <w:sz w:val="20"/>
                 <w:szCs w:val="20"/>
               </w:rPr>
@@ -1799,11 +1786,34 @@
             <w:r>
               <w:rPr>
                 <w:rFonts w:ascii="Tahoma" w:eastAsia="Calibri" w:hAnsi="Tahoma" w:cs="Tahoma"/>
-                <w:iCs/>
-                <w:sz w:val="20"/>
-                <w:szCs w:val="20"/>
-              </w:rPr>
-              <w:t xml:space="preserve"> en sala de pruebas) con los controles de Iris 100% funcionales.</w:t>
+                <w:sz w:val="20"/>
+                <w:szCs w:val="20"/>
+              </w:rPr>
+              <w:t xml:space="preserve"> en sala de pruebas) con los controles de Iris 100% funcionales</w:t>
+            </w:r>
+            <w:r>
+              <w:rPr>
+                <w:rFonts w:ascii="Tahoma" w:eastAsia="Calibri" w:hAnsi="Tahoma" w:cs="Tahoma"/>
+                <w:sz w:val="20"/>
+                <w:szCs w:val="20"/>
+              </w:rPr>
+              <w:t xml:space="preserve">, tutorial y </w:t>
+            </w:r>
+            <w:r>
+              <w:rPr>
+                <w:rFonts w:ascii="Tahoma" w:eastAsia="Calibri" w:hAnsi="Tahoma" w:cs="Tahoma"/>
+                <w:sz w:val="20"/>
+                <w:szCs w:val="20"/>
+              </w:rPr>
+              <w:t>primer nivel completo</w:t>
+            </w:r>
+            <w:r>
+              <w:rPr>
+                <w:rFonts w:ascii="Tahoma" w:eastAsia="Calibri" w:hAnsi="Tahoma" w:cs="Tahoma"/>
+                <w:sz w:val="20"/>
+                <w:szCs w:val="20"/>
+              </w:rPr>
+              <w:t>.</w:t>
             </w:r>
           </w:p>
         </w:tc>
@@ -1860,7 +1870,16 @@
                 <w:sz w:val="20"/>
                 <w:szCs w:val="20"/>
               </w:rPr>
-              <w:t>4 semanas</w:t>
+              <w:t>3</w:t>
+            </w:r>
+            <w:r>
+              <w:rPr>
+                <w:rFonts w:ascii="Tahoma" w:eastAsia="Calibri" w:hAnsi="Tahoma" w:cs="Tahoma"/>
+                <w:iCs/>
+                <w:sz w:val="20"/>
+                <w:szCs w:val="20"/>
+              </w:rPr>
+              <w:t xml:space="preserve"> semanas</w:t>
             </w:r>
           </w:p>
         </w:tc>
@@ -1874,80 +1893,57 @@
               <w:spacing w:after="0" w:line="240" w:lineRule="auto"/>
               <w:rPr>
                 <w:rFonts w:ascii="Tahoma" w:eastAsia="Calibri" w:hAnsi="Tahoma" w:cs="Tahoma"/>
-                <w:iCs/>
-                <w:sz w:val="20"/>
-                <w:szCs w:val="20"/>
-              </w:rPr>
-            </w:pPr>
-            <w:r>
-              <w:rPr>
-                <w:rFonts w:ascii="Tahoma" w:eastAsia="Calibri" w:hAnsi="Tahoma" w:cs="Tahoma"/>
-                <w:iCs/>
-                <w:sz w:val="20"/>
-                <w:szCs w:val="20"/>
-              </w:rPr>
-              <w:t xml:space="preserve">Finalizar la integración de la IA evolutiva de Umbra, programar los 4 jefes finales (Guardián, Coloso, Tempestad y Vacío), estructurar el </w:t>
-            </w:r>
-            <w:proofErr w:type="spellStart"/>
-            <w:r>
-              <w:rPr>
-                <w:rFonts w:ascii="Tahoma" w:eastAsia="Calibri" w:hAnsi="Tahoma" w:cs="Tahoma"/>
-                <w:i/>
-                <w:iCs/>
-                <w:sz w:val="20"/>
-                <w:szCs w:val="20"/>
-              </w:rPr>
-              <w:t>layout</w:t>
-            </w:r>
-            <w:proofErr w:type="spellEnd"/>
-            <w:r>
-              <w:rPr>
-                <w:rFonts w:ascii="Tahoma" w:eastAsia="Calibri" w:hAnsi="Tahoma" w:cs="Tahoma"/>
-                <w:iCs/>
-                <w:sz w:val="20"/>
-                <w:szCs w:val="20"/>
-              </w:rPr>
-              <w:t xml:space="preserve"> de los 4 niveles completos y sustituir los bloques de prueba por el arte definitivo (</w:t>
-            </w:r>
-            <w:proofErr w:type="spellStart"/>
-            <w:r>
-              <w:rPr>
-                <w:rFonts w:ascii="Tahoma" w:eastAsia="Calibri" w:hAnsi="Tahoma" w:cs="Tahoma"/>
-                <w:iCs/>
-                <w:sz w:val="20"/>
-                <w:szCs w:val="20"/>
-              </w:rPr>
-              <w:t>sprites</w:t>
-            </w:r>
-            <w:proofErr w:type="spellEnd"/>
-            <w:r>
-              <w:rPr>
-                <w:rFonts w:ascii="Tahoma" w:eastAsia="Calibri" w:hAnsi="Tahoma" w:cs="Tahoma"/>
-                <w:iCs/>
+                <w:sz w:val="20"/>
+                <w:szCs w:val="20"/>
+              </w:rPr>
+            </w:pPr>
+            <w:r>
+              <w:rPr>
+                <w:rFonts w:ascii="Tahoma" w:eastAsia="Calibri" w:hAnsi="Tahoma" w:cs="Tahoma"/>
+                <w:sz w:val="20"/>
+                <w:szCs w:val="20"/>
+              </w:rPr>
+              <w:t>I</w:t>
+            </w:r>
+            <w:r>
+              <w:rPr>
+                <w:rFonts w:ascii="Tahoma" w:eastAsia="Calibri" w:hAnsi="Tahoma" w:cs="Tahoma"/>
+                <w:sz w:val="20"/>
+                <w:szCs w:val="20"/>
+              </w:rPr>
+              <w:t>ntegración de la IA evolutiva de Umbra</w:t>
+            </w:r>
+            <w:r>
+              <w:rPr>
+                <w:rFonts w:ascii="Tahoma" w:eastAsia="Calibri" w:hAnsi="Tahoma" w:cs="Tahoma"/>
                 <w:sz w:val="20"/>
                 <w:szCs w:val="20"/>
               </w:rPr>
               <w:t xml:space="preserve">, </w:t>
             </w:r>
-            <w:proofErr w:type="spellStart"/>
-            <w:r>
-              <w:rPr>
-                <w:rFonts w:ascii="Tahoma" w:eastAsia="Calibri" w:hAnsi="Tahoma" w:cs="Tahoma"/>
-                <w:iCs/>
-                <w:sz w:val="20"/>
-                <w:szCs w:val="20"/>
-              </w:rPr>
-              <w:t>tilemaps</w:t>
-            </w:r>
-            <w:proofErr w:type="spellEnd"/>
-            <w:r>
-              <w:rPr>
-                <w:rFonts w:ascii="Tahoma" w:eastAsia="Calibri" w:hAnsi="Tahoma" w:cs="Tahoma"/>
-                <w:iCs/>
-                <w:sz w:val="20"/>
-                <w:szCs w:val="20"/>
-              </w:rPr>
-              <w:t xml:space="preserve"> y animaciones).</w:t>
+            <w:r>
+              <w:rPr>
+                <w:rFonts w:ascii="Tahoma" w:eastAsia="Calibri" w:hAnsi="Tahoma" w:cs="Tahoma"/>
+                <w:sz w:val="20"/>
+                <w:szCs w:val="20"/>
+              </w:rPr>
+              <w:t>implementar el segundo nivel y su jefe correspondiente</w:t>
+            </w:r>
+            <w:r>
+              <w:rPr>
+                <w:rFonts w:ascii="Tahoma" w:eastAsia="Calibri" w:hAnsi="Tahoma" w:cs="Tahoma"/>
+                <w:sz w:val="20"/>
+                <w:szCs w:val="20"/>
+              </w:rPr>
+              <w:t xml:space="preserve"> y HU</w:t>
+            </w:r>
+            <w:r>
+              <w:rPr>
+                <w:rFonts w:ascii="Tahoma" w:eastAsia="Calibri" w:hAnsi="Tahoma" w:cs="Tahoma"/>
+                <w:sz w:val="20"/>
+                <w:szCs w:val="20"/>
+              </w:rPr>
+              <w:t>D.</w:t>
             </w:r>
           </w:p>
           <w:p>
@@ -1955,30 +1951,42 @@
               <w:spacing w:after="0" w:line="240" w:lineRule="auto"/>
               <w:rPr>
                 <w:rFonts w:ascii="Tahoma" w:eastAsia="Calibri" w:hAnsi="Tahoma" w:cs="Tahoma"/>
-                <w:iCs/>
-                <w:sz w:val="20"/>
-                <w:szCs w:val="20"/>
-              </w:rPr>
-            </w:pPr>
-            <w:r>
-              <w:rPr>
-                <w:rFonts w:ascii="Tahoma" w:eastAsia="Calibri" w:hAnsi="Tahoma" w:cs="Tahoma"/>
-                <w:b/>
-                <w:bCs/>
-                <w:iCs/>
-                <w:sz w:val="20"/>
-                <w:szCs w:val="20"/>
-              </w:rPr>
-              <w:t xml:space="preserve">Entregables: </w:t>
-            </w:r>
-            <w:r>
-              <w:rPr>
-                <w:rFonts w:ascii="Tahoma" w:eastAsia="Calibri" w:hAnsi="Tahoma" w:cs="Tahoma"/>
-                <w:iCs/>
-                <w:sz w:val="20"/>
-                <w:szCs w:val="20"/>
-              </w:rPr>
-              <w:t>Los 4 niveles estructurados y jugables de principio a fin.</w:t>
+                <w:sz w:val="20"/>
+                <w:szCs w:val="20"/>
+              </w:rPr>
+            </w:pPr>
+            <w:r>
+              <w:rPr>
+                <w:rFonts w:ascii="Tahoma" w:eastAsia="Calibri" w:hAnsi="Tahoma" w:cs="Tahoma"/>
+                <w:b/>
+                <w:sz w:val="20"/>
+                <w:szCs w:val="20"/>
+              </w:rPr>
+              <w:t>Entregables:</w:t>
+            </w:r>
+            <w:r>
+              <w:rPr>
+                <w:rFonts w:ascii="Tahoma" w:eastAsia="Calibri" w:hAnsi="Tahoma" w:cs="Tahoma"/>
+                <w:sz w:val="20"/>
+                <w:szCs w:val="20"/>
+              </w:rPr>
+              <w:t xml:space="preserve"> </w:t>
+            </w:r>
+            <w:r>
+              <w:rPr>
+                <w:rFonts w:ascii="Tahoma" w:eastAsia="Calibri" w:hAnsi="Tahoma" w:cs="Tahoma"/>
+                <w:sz w:val="20"/>
+                <w:szCs w:val="20"/>
+              </w:rPr>
+              <w:t xml:space="preserve">Modelo de IA terminado y </w:t>
+            </w:r>
+            <w:r>
+              <w:rPr>
+                <w:rFonts w:ascii="Tahoma" w:eastAsia="Calibri" w:hAnsi="Tahoma" w:cs="Tahoma"/>
+                <w:sz w:val="20"/>
+                <w:szCs w:val="20"/>
+              </w:rPr>
+              <w:t>segundo nivel completo</w:t>
             </w:r>
           </w:p>
         </w:tc>
@@ -2009,7 +2017,7 @@
                 <w:sz w:val="20"/>
                 <w:szCs w:val="20"/>
               </w:rPr>
-              <w:t>Sprint 3</w:t>
+              <w:t xml:space="preserve">Sprint 3 </w:t>
             </w:r>
           </w:p>
         </w:tc>
@@ -2035,16 +2043,7 @@
                 <w:sz w:val="20"/>
                 <w:szCs w:val="20"/>
               </w:rPr>
-              <w:t>3 semana</w:t>
-            </w:r>
-            <w:r>
-              <w:rPr>
-                <w:rFonts w:ascii="Tahoma" w:eastAsia="Calibri" w:hAnsi="Tahoma" w:cs="Tahoma"/>
-                <w:iCs/>
-                <w:sz w:val="20"/>
-                <w:szCs w:val="20"/>
-              </w:rPr>
-              <w:t>s</w:t>
+              <w:t>3 semanas</w:t>
             </w:r>
           </w:p>
         </w:tc>
@@ -2058,6 +2057,267 @@
               <w:spacing w:after="0" w:line="240" w:lineRule="auto"/>
               <w:rPr>
                 <w:rFonts w:ascii="Tahoma" w:eastAsia="Calibri" w:hAnsi="Tahoma" w:cs="Tahoma"/>
+                <w:sz w:val="20"/>
+                <w:szCs w:val="20"/>
+              </w:rPr>
+            </w:pPr>
+            <w:r>
+              <w:rPr>
+                <w:rFonts w:ascii="Tahoma" w:eastAsia="Calibri" w:hAnsi="Tahoma" w:cs="Tahoma"/>
+                <w:sz w:val="20"/>
+                <w:szCs w:val="20"/>
+              </w:rPr>
+              <w:t>P</w:t>
+            </w:r>
+            <w:r>
+              <w:rPr>
+                <w:rFonts w:ascii="Tahoma" w:eastAsia="Calibri" w:hAnsi="Tahoma" w:cs="Tahoma"/>
+                <w:sz w:val="20"/>
+                <w:szCs w:val="20"/>
+              </w:rPr>
+              <w:t xml:space="preserve">rogramar los </w:t>
+            </w:r>
+            <w:r>
+              <w:rPr>
+                <w:rFonts w:ascii="Tahoma" w:eastAsia="Calibri" w:hAnsi="Tahoma" w:cs="Tahoma"/>
+                <w:sz w:val="20"/>
+                <w:szCs w:val="20"/>
+              </w:rPr>
+              <w:t>2</w:t>
+            </w:r>
+            <w:r>
+              <w:rPr>
+                <w:rFonts w:ascii="Tahoma" w:eastAsia="Calibri" w:hAnsi="Tahoma" w:cs="Tahoma"/>
+                <w:sz w:val="20"/>
+                <w:szCs w:val="20"/>
+              </w:rPr>
+              <w:t xml:space="preserve"> </w:t>
+            </w:r>
+            <w:r>
+              <w:rPr>
+                <w:rFonts w:ascii="Tahoma" w:eastAsia="Calibri" w:hAnsi="Tahoma" w:cs="Tahoma"/>
+                <w:sz w:val="20"/>
+                <w:szCs w:val="20"/>
+              </w:rPr>
+              <w:t>niveles</w:t>
+            </w:r>
+            <w:r>
+              <w:rPr>
+                <w:rFonts w:ascii="Tahoma" w:eastAsia="Calibri" w:hAnsi="Tahoma" w:cs="Tahoma"/>
+                <w:sz w:val="20"/>
+                <w:szCs w:val="20"/>
+              </w:rPr>
+              <w:t xml:space="preserve"> </w:t>
+            </w:r>
+            <w:r>
+              <w:rPr>
+                <w:rFonts w:ascii="Tahoma" w:eastAsia="Calibri" w:hAnsi="Tahoma" w:cs="Tahoma"/>
+                <w:sz w:val="20"/>
+                <w:szCs w:val="20"/>
+              </w:rPr>
+              <w:t>restantes</w:t>
+            </w:r>
+            <w:r>
+              <w:rPr>
+                <w:rFonts w:ascii="Tahoma" w:eastAsia="Calibri" w:hAnsi="Tahoma" w:cs="Tahoma"/>
+                <w:sz w:val="20"/>
+                <w:szCs w:val="20"/>
+              </w:rPr>
+              <w:t xml:space="preserve"> junto a sus jefes correspondientes</w:t>
+            </w:r>
+            <w:r>
+              <w:rPr>
+                <w:rFonts w:ascii="Tahoma" w:eastAsia="Calibri" w:hAnsi="Tahoma" w:cs="Tahoma"/>
+                <w:sz w:val="20"/>
+                <w:szCs w:val="20"/>
+              </w:rPr>
+              <w:t xml:space="preserve">, </w:t>
+            </w:r>
+            <w:r>
+              <w:rPr>
+                <w:rFonts w:ascii="Tahoma" w:eastAsia="Calibri" w:hAnsi="Tahoma" w:cs="Tahoma"/>
+                <w:sz w:val="20"/>
+                <w:szCs w:val="20"/>
+              </w:rPr>
+              <w:t>estructura de los 4 niveles complet</w:t>
+            </w:r>
+            <w:r>
+              <w:rPr>
+                <w:rFonts w:ascii="Tahoma" w:eastAsia="Calibri" w:hAnsi="Tahoma" w:cs="Tahoma"/>
+                <w:sz w:val="20"/>
+                <w:szCs w:val="20"/>
+              </w:rPr>
+              <w:t>a</w:t>
+            </w:r>
+            <w:r>
+              <w:rPr>
+                <w:rFonts w:ascii="Tahoma" w:eastAsia="Calibri" w:hAnsi="Tahoma" w:cs="Tahoma"/>
+                <w:sz w:val="20"/>
+                <w:szCs w:val="20"/>
+              </w:rPr>
+              <w:t>,</w:t>
+            </w:r>
+            <w:r>
+              <w:rPr>
+                <w:rFonts w:ascii="Tahoma" w:eastAsia="Calibri" w:hAnsi="Tahoma" w:cs="Tahoma"/>
+                <w:sz w:val="20"/>
+                <w:szCs w:val="20"/>
+              </w:rPr>
+              <w:t xml:space="preserve"> pantallas secundarias (menú de inicio, pausa, opciones y créditos)</w:t>
+            </w:r>
+            <w:r>
+              <w:rPr>
+                <w:rFonts w:ascii="Tahoma" w:eastAsia="Calibri" w:hAnsi="Tahoma" w:cs="Tahoma"/>
+                <w:sz w:val="20"/>
+                <w:szCs w:val="20"/>
+              </w:rPr>
+              <w:t xml:space="preserve"> </w:t>
+            </w:r>
+            <w:r>
+              <w:rPr>
+                <w:rFonts w:ascii="Tahoma" w:eastAsia="Calibri" w:hAnsi="Tahoma" w:cs="Tahoma"/>
+                <w:sz w:val="20"/>
+                <w:szCs w:val="20"/>
+              </w:rPr>
+              <w:t xml:space="preserve">y </w:t>
+            </w:r>
+            <w:r>
+              <w:rPr>
+                <w:rFonts w:ascii="Tahoma" w:eastAsia="Calibri" w:hAnsi="Tahoma" w:cs="Tahoma"/>
+                <w:sz w:val="20"/>
+                <w:szCs w:val="20"/>
+              </w:rPr>
+              <w:t>sustituir los bloques de prueba por el arte definitivo (</w:t>
+            </w:r>
+            <w:proofErr w:type="spellStart"/>
+            <w:r>
+              <w:rPr>
+                <w:rFonts w:ascii="Tahoma" w:eastAsia="Calibri" w:hAnsi="Tahoma" w:cs="Tahoma"/>
+                <w:sz w:val="20"/>
+                <w:szCs w:val="20"/>
+              </w:rPr>
+              <w:t>sprites</w:t>
+            </w:r>
+            <w:proofErr w:type="spellEnd"/>
+            <w:r>
+              <w:rPr>
+                <w:rFonts w:ascii="Tahoma" w:eastAsia="Calibri" w:hAnsi="Tahoma" w:cs="Tahoma"/>
+                <w:sz w:val="20"/>
+                <w:szCs w:val="20"/>
+              </w:rPr>
+              <w:t xml:space="preserve">, </w:t>
+            </w:r>
+            <w:proofErr w:type="spellStart"/>
+            <w:r>
+              <w:rPr>
+                <w:rFonts w:ascii="Tahoma" w:eastAsia="Calibri" w:hAnsi="Tahoma" w:cs="Tahoma"/>
+                <w:sz w:val="20"/>
+                <w:szCs w:val="20"/>
+              </w:rPr>
+              <w:t>tilemaps</w:t>
+            </w:r>
+            <w:proofErr w:type="spellEnd"/>
+            <w:r>
+              <w:rPr>
+                <w:rFonts w:ascii="Tahoma" w:eastAsia="Calibri" w:hAnsi="Tahoma" w:cs="Tahoma"/>
+                <w:sz w:val="20"/>
+                <w:szCs w:val="20"/>
+              </w:rPr>
+              <w:t xml:space="preserve"> y animaciones).</w:t>
+            </w:r>
+          </w:p>
+          <w:p>
+            <w:pPr>
+              <w:spacing w:after="0" w:line="240" w:lineRule="auto"/>
+              <w:rPr>
+                <w:rFonts w:ascii="Tahoma" w:eastAsia="Calibri" w:hAnsi="Tahoma" w:cs="Tahoma"/>
+                <w:sz w:val="20"/>
+                <w:szCs w:val="20"/>
+              </w:rPr>
+            </w:pPr>
+            <w:r>
+              <w:rPr>
+                <w:rFonts w:ascii="Tahoma" w:eastAsia="Calibri" w:hAnsi="Tahoma" w:cs="Tahoma"/>
+                <w:b/>
+                <w:bCs/>
+                <w:sz w:val="20"/>
+                <w:szCs w:val="20"/>
+              </w:rPr>
+              <w:t xml:space="preserve">Entregables: </w:t>
+            </w:r>
+            <w:r>
+              <w:rPr>
+                <w:rFonts w:ascii="Tahoma" w:eastAsia="Calibri" w:hAnsi="Tahoma" w:cs="Tahoma"/>
+                <w:sz w:val="20"/>
+                <w:szCs w:val="20"/>
+              </w:rPr>
+              <w:t>Últimos n</w:t>
+            </w:r>
+            <w:r>
+              <w:rPr>
+                <w:rFonts w:ascii="Tahoma" w:eastAsia="Calibri" w:hAnsi="Tahoma" w:cs="Tahoma"/>
+                <w:sz w:val="20"/>
+                <w:szCs w:val="20"/>
+              </w:rPr>
+              <w:t>iveles completos</w:t>
+            </w:r>
+            <w:r>
+              <w:rPr>
+                <w:rFonts w:ascii="Tahoma" w:eastAsia="Calibri" w:hAnsi="Tahoma" w:cs="Tahoma"/>
+                <w:sz w:val="20"/>
+                <w:szCs w:val="20"/>
+              </w:rPr>
+              <w:t xml:space="preserve"> con la estructura </w:t>
+            </w:r>
+            <w:r>
+              <w:rPr>
+                <w:rFonts w:ascii="Tahoma" w:eastAsia="Calibri" w:hAnsi="Tahoma" w:cs="Tahoma"/>
+                <w:sz w:val="20"/>
+                <w:szCs w:val="20"/>
+              </w:rPr>
+              <w:t>de</w:t>
+            </w:r>
+            <w:r>
+              <w:rPr>
+                <w:rFonts w:ascii="Tahoma" w:eastAsia="Calibri" w:hAnsi="Tahoma" w:cs="Tahoma"/>
+                <w:sz w:val="20"/>
+                <w:szCs w:val="20"/>
+              </w:rPr>
+              <w:t xml:space="preserve"> avance entre los 4 niveles </w:t>
+            </w:r>
+            <w:r>
+              <w:rPr>
+                <w:rFonts w:ascii="Tahoma" w:eastAsia="Calibri" w:hAnsi="Tahoma" w:cs="Tahoma"/>
+                <w:sz w:val="20"/>
+                <w:szCs w:val="20"/>
+              </w:rPr>
+              <w:t>totalmente definida, pantallas secundarias</w:t>
+            </w:r>
+            <w:r>
+              <w:rPr>
+                <w:rFonts w:ascii="Tahoma" w:eastAsia="Calibri" w:hAnsi="Tahoma" w:cs="Tahoma"/>
+                <w:sz w:val="20"/>
+                <w:szCs w:val="20"/>
+              </w:rPr>
+              <w:t xml:space="preserve"> y arte.</w:t>
+            </w:r>
+          </w:p>
+        </w:tc>
+      </w:tr>
+      <w:tr>
+        <w:trPr>
+          <w:trHeight w:val="406"/>
+        </w:trPr>
+        <w:tc>
+          <w:tcPr>
+            <w:tcW w:w="990" w:type="dxa"/>
+            <w:vAlign w:val="center"/>
+          </w:tcPr>
+          <w:p>
+            <w:pPr>
+              <w:spacing w:after="0" w:line="240" w:lineRule="auto"/>
+              <w:rPr>
+                <w:rFonts w:ascii="Tahoma" w:eastAsia="Calibri" w:hAnsi="Tahoma" w:cs="Tahoma"/>
                 <w:iCs/>
                 <w:sz w:val="20"/>
                 <w:szCs w:val="20"/>
@@ -2070,17 +2330,173 @@
                 <w:sz w:val="20"/>
                 <w:szCs w:val="20"/>
               </w:rPr>
-              <w:t>Implementar la interfaz de usuario completa (HUD, menú de inicio, pausa), desarrollar la persistencia local (guardado/</w:t>
+              <w:t xml:space="preserve">Sprint </w:t>
+            </w:r>
+            <w:r>
+              <w:rPr>
+                <w:rFonts w:ascii="Tahoma" w:eastAsia="Calibri" w:hAnsi="Tahoma" w:cs="Tahoma"/>
+                <w:iCs/>
+                <w:sz w:val="20"/>
+                <w:szCs w:val="20"/>
+              </w:rPr>
+              <w:t>4</w:t>
+            </w:r>
+          </w:p>
+        </w:tc>
+        <w:tc>
+          <w:tcPr>
+            <w:tcW w:w="1350" w:type="dxa"/>
+            <w:vAlign w:val="center"/>
+          </w:tcPr>
+          <w:p>
+            <w:pPr>
+              <w:spacing w:after="0" w:line="240" w:lineRule="auto"/>
+              <w:rPr>
+                <w:rFonts w:ascii="Tahoma" w:eastAsia="Calibri" w:hAnsi="Tahoma" w:cs="Tahoma"/>
+                <w:iCs/>
+                <w:sz w:val="20"/>
+                <w:szCs w:val="20"/>
+              </w:rPr>
+            </w:pPr>
+            <w:r>
+              <w:rPr>
+                <w:rFonts w:ascii="Tahoma" w:eastAsia="Calibri" w:hAnsi="Tahoma" w:cs="Tahoma"/>
+                <w:iCs/>
+                <w:sz w:val="20"/>
+                <w:szCs w:val="20"/>
+              </w:rPr>
+              <w:t>2</w:t>
+            </w:r>
+            <w:r>
+              <w:rPr>
+                <w:rFonts w:ascii="Tahoma" w:eastAsia="Calibri" w:hAnsi="Tahoma" w:cs="Tahoma"/>
+                <w:iCs/>
+                <w:sz w:val="20"/>
+                <w:szCs w:val="20"/>
+              </w:rPr>
+              <w:t xml:space="preserve"> semana</w:t>
+            </w:r>
+            <w:r>
+              <w:rPr>
+                <w:rFonts w:ascii="Tahoma" w:eastAsia="Calibri" w:hAnsi="Tahoma" w:cs="Tahoma"/>
+                <w:iCs/>
+                <w:sz w:val="20"/>
+                <w:szCs w:val="20"/>
+              </w:rPr>
+              <w:t>s</w:t>
+            </w:r>
+          </w:p>
+        </w:tc>
+        <w:tc>
+          <w:tcPr>
+            <w:tcW w:w="8106" w:type="dxa"/>
+            <w:vAlign w:val="center"/>
+          </w:tcPr>
+          <w:p>
+            <w:pPr>
+              <w:spacing w:after="0" w:line="240" w:lineRule="auto"/>
+              <w:rPr>
+                <w:rFonts w:ascii="Tahoma" w:eastAsia="Calibri" w:hAnsi="Tahoma" w:cs="Tahoma"/>
+                <w:sz w:val="20"/>
+                <w:szCs w:val="20"/>
+              </w:rPr>
+            </w:pPr>
+            <w:r>
+              <w:rPr>
+                <w:rFonts w:ascii="Tahoma" w:eastAsia="Calibri" w:hAnsi="Tahoma" w:cs="Tahoma"/>
+                <w:sz w:val="20"/>
+                <w:szCs w:val="20"/>
+              </w:rPr>
+              <w:t>D</w:t>
+            </w:r>
+            <w:r>
+              <w:rPr>
+                <w:rFonts w:ascii="Tahoma" w:eastAsia="Calibri" w:hAnsi="Tahoma" w:cs="Tahoma"/>
+                <w:sz w:val="20"/>
+                <w:szCs w:val="20"/>
+              </w:rPr>
+              <w:t>esarrollar la persistencia local (guardado/</w:t>
             </w:r>
             <w:proofErr w:type="spellStart"/>
             <w:r>
               <w:rPr>
                 <w:rFonts w:ascii="Tahoma" w:eastAsia="Calibri" w:hAnsi="Tahoma" w:cs="Tahoma"/>
+                <w:sz w:val="20"/>
+                <w:szCs w:val="20"/>
+              </w:rPr>
+              <w:t>checkpoints</w:t>
+            </w:r>
+            <w:proofErr w:type="spellEnd"/>
+            <w:r>
+              <w:rPr>
+                <w:rFonts w:ascii="Tahoma" w:eastAsia="Calibri" w:hAnsi="Tahoma" w:cs="Tahoma"/>
+                <w:sz w:val="20"/>
+                <w:szCs w:val="20"/>
+              </w:rPr>
+              <w:t xml:space="preserve">) y el </w:t>
+            </w:r>
+            <w:proofErr w:type="spellStart"/>
+            <w:r>
+              <w:rPr>
+                <w:rFonts w:ascii="Tahoma" w:eastAsia="Calibri" w:hAnsi="Tahoma" w:cs="Tahoma"/>
+                <w:sz w:val="20"/>
+                <w:szCs w:val="20"/>
+              </w:rPr>
+              <w:t>Leaderboard</w:t>
+            </w:r>
+            <w:proofErr w:type="spellEnd"/>
+            <w:r>
+              <w:rPr>
+                <w:rFonts w:ascii="Tahoma" w:eastAsia="Calibri" w:hAnsi="Tahoma" w:cs="Tahoma"/>
+                <w:sz w:val="20"/>
+                <w:szCs w:val="20"/>
+              </w:rPr>
+              <w:t xml:space="preserve">. Integrar la música y los efectos de sonido. </w:t>
+            </w:r>
+            <w:r>
+              <w:rPr>
+                <w:rFonts w:ascii="Tahoma" w:eastAsia="Calibri" w:hAnsi="Tahoma" w:cs="Tahoma"/>
+                <w:sz w:val="20"/>
+                <w:szCs w:val="20"/>
+              </w:rPr>
+              <w:t>Testing final y completar la memoria.</w:t>
+            </w:r>
+          </w:p>
+          <w:p>
+            <w:pPr>
+              <w:spacing w:after="0" w:line="240" w:lineRule="auto"/>
+              <w:rPr>
+                <w:rFonts w:ascii="Tahoma" w:eastAsia="Calibri" w:hAnsi="Tahoma" w:cs="Tahoma"/>
+                <w:sz w:val="20"/>
+                <w:szCs w:val="20"/>
+              </w:rPr>
+            </w:pPr>
+            <w:r>
+              <w:rPr>
+                <w:rFonts w:ascii="Tahoma" w:eastAsia="Calibri" w:hAnsi="Tahoma" w:cs="Tahoma"/>
+                <w:b/>
+                <w:sz w:val="20"/>
+                <w:szCs w:val="20"/>
+              </w:rPr>
+              <w:t>Entregables:</w:t>
+            </w:r>
+            <w:r>
+              <w:rPr>
+                <w:rFonts w:ascii="Tahoma" w:eastAsia="Calibri" w:hAnsi="Tahoma" w:cs="Tahoma"/>
+                <w:sz w:val="20"/>
+                <w:szCs w:val="20"/>
+              </w:rPr>
+              <w:t xml:space="preserve"> </w:t>
+            </w:r>
+            <w:proofErr w:type="spellStart"/>
+            <w:r>
+              <w:rPr>
+                <w:rFonts w:ascii="Tahoma" w:eastAsia="Calibri" w:hAnsi="Tahoma" w:cs="Tahoma"/>
                 <w:iCs/>
                 <w:sz w:val="20"/>
                 <w:szCs w:val="20"/>
               </w:rPr>
-              <w:t>checkpoints</w:t>
+              <w:t>Leaderboard</w:t>
             </w:r>
             <w:proofErr w:type="spellEnd"/>
             <w:r>
@@ -2090,9 +2506,8 @@
                 <w:sz w:val="20"/>
                 <w:szCs w:val="20"/>
               </w:rPr>
-              <w:t xml:space="preserve">) y el </w:t>
-            </w:r>
-            <w:proofErr w:type="spellStart"/>
+              <w:t xml:space="preserve">, </w:t>
+            </w:r>
             <w:r>
               <w:rPr>
                 <w:rFonts w:ascii="Tahoma" w:eastAsia="Calibri" w:hAnsi="Tahoma" w:cs="Tahoma"/>
@@ -2100,9 +2515,8 @@
                 <w:sz w:val="20"/>
                 <w:szCs w:val="20"/>
               </w:rPr>
-              <w:t>Leaderboard</w:t>
-            </w:r>
-            <w:proofErr w:type="spellEnd"/>
+              <w:t xml:space="preserve">persistencia de datos, </w:t>
+            </w:r>
             <w:r>
               <w:rPr>
                 <w:rFonts w:ascii="Tahoma" w:eastAsia="Calibri" w:hAnsi="Tahoma" w:cs="Tahoma"/>
@@ -2110,9 +2524,8 @@
                 <w:sz w:val="20"/>
                 <w:szCs w:val="20"/>
               </w:rPr>
-              <w:t xml:space="preserve">. Integrar la música y los efectos de sonido. Finalmente, ejecutar la batería de pruebas funcionales, realizar el </w:t>
-            </w:r>
-            <w:proofErr w:type="spellStart"/>
+              <w:t>música</w:t>
+            </w:r>
             <w:r>
               <w:rPr>
                 <w:rFonts w:ascii="Tahoma" w:eastAsia="Calibri" w:hAnsi="Tahoma" w:cs="Tahoma"/>
@@ -2120,75 +2533,7 @@
                 <w:sz w:val="20"/>
                 <w:szCs w:val="20"/>
               </w:rPr>
-              <w:t>playtesting</w:t>
-            </w:r>
-            <w:proofErr w:type="spellEnd"/>
-            <w:r>
-              <w:rPr>
-                <w:rFonts w:ascii="Tahoma" w:eastAsia="Calibri" w:hAnsi="Tahoma" w:cs="Tahoma"/>
-                <w:iCs/>
-                <w:sz w:val="20"/>
-                <w:szCs w:val="20"/>
-              </w:rPr>
-              <w:t xml:space="preserve"> y optimizar el rendimiento.</w:t>
-            </w:r>
-          </w:p>
-          <w:p>
-            <w:pPr>
-              <w:spacing w:after="0" w:line="240" w:lineRule="auto"/>
-              <w:rPr>
-                <w:rFonts w:ascii="Tahoma" w:eastAsia="Calibri" w:hAnsi="Tahoma" w:cs="Tahoma"/>
-                <w:iCs/>
-                <w:sz w:val="20"/>
-                <w:szCs w:val="20"/>
-              </w:rPr>
-            </w:pPr>
-            <w:r>
-              <w:rPr>
-                <w:rFonts w:ascii="Tahoma" w:eastAsia="Calibri" w:hAnsi="Tahoma" w:cs="Tahoma"/>
-                <w:b/>
-                <w:bCs/>
-                <w:iCs/>
-                <w:sz w:val="20"/>
-                <w:szCs w:val="20"/>
-              </w:rPr>
-              <w:t>Entregables:</w:t>
-            </w:r>
-            <w:r>
-              <w:rPr>
-                <w:rFonts w:ascii="Tahoma" w:eastAsia="Calibri" w:hAnsi="Tahoma" w:cs="Tahoma"/>
-                <w:iCs/>
-                <w:sz w:val="20"/>
-                <w:szCs w:val="20"/>
-              </w:rPr>
-              <w:t xml:space="preserve"> </w:t>
-            </w:r>
-            <w:r>
-              <w:rPr>
-                <w:rFonts w:ascii="Tahoma" w:eastAsia="Calibri" w:hAnsi="Tahoma" w:cs="Tahoma"/>
-                <w:iCs/>
-                <w:sz w:val="20"/>
-                <w:szCs w:val="20"/>
-              </w:rPr>
-              <w:t>I</w:t>
-            </w:r>
-            <w:r>
-              <w:rPr>
-                <w:rFonts w:ascii="Tahoma" w:eastAsia="Calibri" w:hAnsi="Tahoma" w:cs="Tahoma"/>
-                <w:iCs/>
-                <w:sz w:val="20"/>
-                <w:szCs w:val="20"/>
-              </w:rPr>
-              <w:t>nterfaz de usuario (UI) y menús operativos</w:t>
-            </w:r>
-            <w:r>
-              <w:rPr>
-                <w:rFonts w:ascii="Tahoma" w:eastAsia="Calibri" w:hAnsi="Tahoma" w:cs="Tahoma"/>
-                <w:iCs/>
-                <w:sz w:val="20"/>
-                <w:szCs w:val="20"/>
-              </w:rPr>
-              <w:t>.</w:t>
+              <w:t xml:space="preserve"> y memoria.</w:t>
             </w:r>
           </w:p>
         </w:tc>
@@ -2198,8 +2543,77 @@
       <w:pPr>
         <w:rPr>
           <w:rFonts w:ascii="Tahoma" w:hAnsi="Tahoma" w:cs="Tahoma"/>
+          <w:b/>
+          <w:bCs/>
         </w:rPr>
       </w:pPr>
+    </w:p>
+    <w:p>
+      <w:pPr>
+        <w:rPr>
+          <w:rFonts w:ascii="Tahoma" w:hAnsi="Tahoma" w:cs="Tahoma"/>
+          <w:sz w:val="20"/>
+          <w:szCs w:val="20"/>
+        </w:rPr>
+      </w:pPr>
+      <w:r>
+        <w:rPr>
+          <w:rFonts w:ascii="Tahoma" w:hAnsi="Tahoma" w:cs="Tahoma"/>
+          <w:b/>
+          <w:bCs/>
+          <w:sz w:val="20"/>
+          <w:szCs w:val="20"/>
+        </w:rPr>
+        <w:t>Nota:</w:t>
+      </w:r>
+      <w:r>
+        <w:rPr>
+          <w:rFonts w:ascii="Tahoma" w:hAnsi="Tahoma" w:cs="Tahoma"/>
+          <w:sz w:val="20"/>
+          <w:szCs w:val="20"/>
+        </w:rPr>
+        <w:t xml:space="preserve"> </w:t>
+      </w:r>
+      <w:r>
+        <w:rPr>
+          <w:rFonts w:ascii="Tahoma" w:hAnsi="Tahoma" w:cs="Tahoma"/>
+          <w:sz w:val="20"/>
+          <w:szCs w:val="20"/>
+        </w:rPr>
+        <w:t>El desarrollo de la memoria</w:t>
+      </w:r>
+      <w:r>
+        <w:rPr>
+          <w:rFonts w:ascii="Tahoma" w:hAnsi="Tahoma" w:cs="Tahoma"/>
+          <w:sz w:val="20"/>
+          <w:szCs w:val="20"/>
+        </w:rPr>
+        <w:t xml:space="preserve"> </w:t>
+      </w:r>
+      <w:r>
+        <w:rPr>
+          <w:rFonts w:ascii="Tahoma" w:hAnsi="Tahoma" w:cs="Tahoma"/>
+          <w:sz w:val="20"/>
+          <w:szCs w:val="20"/>
+        </w:rPr>
+        <w:t>será una actividad tr</w:t>
+      </w:r>
+      <w:r>
+        <w:rPr>
+          <w:rFonts w:ascii="Tahoma" w:hAnsi="Tahoma" w:cs="Tahoma"/>
+          <w:sz w:val="20"/>
+          <w:szCs w:val="20"/>
+        </w:rPr>
+        <w:t xml:space="preserve">ansversal en la que se trabajará a medida que avance el proyecto, aunque </w:t>
+      </w:r>
+      <w:r>
+        <w:rPr>
+          <w:rFonts w:ascii="Tahoma" w:hAnsi="Tahoma" w:cs="Tahoma"/>
+          <w:sz w:val="20"/>
+          <w:szCs w:val="20"/>
+        </w:rPr>
+        <w:t>será en la fase final donde se dedique el mayor esfuerzo en ella.</w:t>
+      </w:r>
     </w:p>
     <w:sectPr>
       <w:headerReference w:type="default" r:id="rId7"/>
@@ -2496,6 +2910,7 @@
                             <w:dataBinding w:prefixMappings="xmlns:ns0='http://purl.org/dc/elements/1.1/' xmlns:ns1='http://schemas.openxmlformats.org/package/2006/metadata/core-properties' " w:xpath="/ns1:coreProperties[1]/ns0:title[1]" w:storeItemID="{6C3C8BC8-F283-45AE-878A-BAB7291924A1}"/>
                             <w:text/>
                           </w:sdtPr>
+                          <w:sdtEndPr/>
                           <w:sdtContent>
                             <w:p>
                               <w:pPr>
@@ -2544,7 +2959,7 @@
             </wp:anchor>
           </w:drawing>
         </mc:Choice>
-        <mc:Fallback>
+        <mc:Fallback xmlns:arto="http://schemas.microsoft.com/office/word/2006/arto">
           <w:pict>
             <v:rect w14:anchorId="696EB24C" id="Rectángulo 200" o:spid="_x0000_s1026" style="position:absolute;margin-left:0;margin-top:0;width:468.5pt;height:21.3pt;z-index:-251658240;visibility:visible;mso-wrap-style:square;mso-width-percent:1000;mso-height-percent:27;mso-top-percent:45;mso-wrap-distance-left:9.35pt;mso-wrap-distance-top:0;mso-wrap-distance-right:9.35pt;mso-wrap-distance-bottom:0;mso-position-horizontal:center;mso-position-horizontal-relative:margin;mso-position-vertical-relative:page;mso-width-percent:1000;mso-height-percent:27;mso-top-percent:45;mso-width-relative:margin;mso-height-relative:page;v-text-anchor:middle" o:gfxdata="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" o:allowoverlap="f" fillcolor="#156082 [3204]" stroked="f" strokeweight="1.5pt">
               <v:textbox style="mso-fit-shape-to-text:t">
@@ -2564,7 +2979,7 @@
                     <w:sdtContent>
                       <w:p>
                         <w:pPr>
-                          <w:pStyle w:val="Header"/>
+                          <w:pStyle w:val="Encabezado"/>
                           <w:spacing w:afterAutospacing="0"/>
                           <w:jc w:val="center"/>
                           <w:rPr>

--- a/Documentacion/Planificacion/Planes/PLAN DE GESTIÓN DEL CRONOGRAMA.docx
+++ b/Documentacion/Planificacion/Planes/PLAN DE GESTIÓN DEL CRONOGRAMA.docx
@@ -376,23 +376,7 @@
                 <w:rFonts w:ascii="Tahoma" w:hAnsi="Tahoma" w:cs="Tahoma"/>
                 <w:sz w:val="20"/>
               </w:rPr>
-              <w:t xml:space="preserve"> por mantener paquetes de trabajo grandes y de alta complejidad técnica en lugar de subdividirlos artificialmente, la estrategia será asignar a varios miembros del equipo a la misma tarea de forma simultánea. Esto nos permitirá trabajar de manera colaborativa (Pair </w:t>
-            </w:r>
-            <w:proofErr w:type="spellStart"/>
-            <w:r>
-              <w:rPr>
-                <w:rFonts w:ascii="Tahoma" w:hAnsi="Tahoma" w:cs="Tahoma"/>
-                <w:sz w:val="20"/>
-              </w:rPr>
-              <w:t>programing</w:t>
-            </w:r>
-            <w:proofErr w:type="spellEnd"/>
-            <w:r>
-              <w:rPr>
-                <w:rFonts w:ascii="Tahoma" w:hAnsi="Tahoma" w:cs="Tahoma"/>
-                <w:sz w:val="20"/>
-              </w:rPr>
-              <w:t>) frente a l</w:t>
+              <w:t xml:space="preserve"> por mantener paquetes de trabajo grandes y de alta complejidad técnica en lugar de subdividirlos artificialmente, la estrategia será asignar a varios miembros del equipo a la misma tarea de forma simultánea. Esto nos permitirá trabajar de manera colaborativa (Pair programing) frente a l</w:t>
             </w:r>
             <w:r>
               <w:rPr>
@@ -1135,25 +1119,7 @@
                 <w:color w:val="000000" w:themeColor="text1"/>
                 <w:sz w:val="20"/>
               </w:rPr>
-              <w:t xml:space="preserve">2. Diseño y Desarrollo (Core </w:t>
-            </w:r>
-            <w:proofErr w:type="spellStart"/>
-            <w:r>
-              <w:rPr>
-                <w:rFonts w:ascii="Tahoma" w:hAnsi="Tahoma" w:cs="Tahoma"/>
-                <w:color w:val="000000" w:themeColor="text1"/>
-                <w:sz w:val="20"/>
-              </w:rPr>
-              <w:t>Gameplay</w:t>
-            </w:r>
-            <w:proofErr w:type="spellEnd"/>
-            <w:r>
-              <w:rPr>
-                <w:rFonts w:ascii="Tahoma" w:hAnsi="Tahoma" w:cs="Tahoma"/>
-                <w:color w:val="000000" w:themeColor="text1"/>
-                <w:sz w:val="20"/>
-              </w:rPr>
-              <w:t>): Abarca la programación del jugador, mecánicas, IA de enemigos (incluyendo a Umbra), jefes y diseño de niveles.</w:t>
+              <w:t>2. Diseño y Desarrollo (Core Gameplay): Abarca la programación del jugador, mecánicas, IA de enemigos (incluyendo a Umbra), jefes y diseño de niveles.</w:t>
             </w:r>
           </w:p>
           <w:p>
@@ -1176,25 +1142,7 @@
                 <w:color w:val="000000" w:themeColor="text1"/>
                 <w:sz w:val="20"/>
               </w:rPr>
-              <w:t>3. Sistemas Transversales: Incluye la interfaz de usuario (HUD), persistencia de datos (guardado), sistemas online (</w:t>
-            </w:r>
-            <w:proofErr w:type="spellStart"/>
-            <w:r>
-              <w:rPr>
-                <w:rFonts w:ascii="Tahoma" w:hAnsi="Tahoma" w:cs="Tahoma"/>
-                <w:color w:val="000000" w:themeColor="text1"/>
-                <w:sz w:val="20"/>
-              </w:rPr>
-              <w:t>Leaderboard</w:t>
-            </w:r>
-            <w:proofErr w:type="spellEnd"/>
-            <w:r>
-              <w:rPr>
-                <w:rFonts w:ascii="Tahoma" w:hAnsi="Tahoma" w:cs="Tahoma"/>
-                <w:color w:val="000000" w:themeColor="text1"/>
-                <w:sz w:val="20"/>
-              </w:rPr>
-              <w:t>) y diseño de audio.</w:t>
+              <w:t>3. Sistemas Transversales: Incluye la interfaz de usuario (HUD), persistencia de datos (guardado), sistemas online (Leaderboard) y diseño de audio.</w:t>
             </w:r>
           </w:p>
           <w:p>
@@ -1248,25 +1196,7 @@
                 <w:color w:val="000000" w:themeColor="text1"/>
                 <w:sz w:val="20"/>
               </w:rPr>
-              <w:t>5. Cierre y Documentación Final: Abarca la generación del ejecutable final (</w:t>
-            </w:r>
-            <w:proofErr w:type="spellStart"/>
-            <w:r>
-              <w:rPr>
-                <w:rFonts w:ascii="Tahoma" w:hAnsi="Tahoma" w:cs="Tahoma"/>
-                <w:color w:val="000000" w:themeColor="text1"/>
-                <w:sz w:val="20"/>
-              </w:rPr>
-              <w:t>Build</w:t>
-            </w:r>
-            <w:proofErr w:type="spellEnd"/>
-            <w:r>
-              <w:rPr>
-                <w:rFonts w:ascii="Tahoma" w:hAnsi="Tahoma" w:cs="Tahoma"/>
-                <w:color w:val="000000" w:themeColor="text1"/>
-                <w:sz w:val="20"/>
-              </w:rPr>
-              <w:t xml:space="preserve"> autocontenida), redacción de la Memoria del TFG y creación de los manuales.</w:t>
+              <w:t>5. Cierre y Documentación Final: Abarca la generación del ejecutable final (Build autocontenida), redacción de la Memoria del TFG y creación de los manuales.</w:t>
             </w:r>
           </w:p>
         </w:tc>
@@ -1660,7 +1590,6 @@
               </w:rPr>
               <w:t xml:space="preserve">Implementar el </w:t>
             </w:r>
-            <w:proofErr w:type="spellStart"/>
             <w:r>
               <w:rPr>
                 <w:rFonts w:ascii="Tahoma" w:eastAsia="Calibri" w:hAnsi="Tahoma" w:cs="Tahoma"/>
@@ -1670,50 +1599,13 @@
               </w:rPr>
               <w:t>core</w:t>
             </w:r>
-            <w:proofErr w:type="spellEnd"/>
-            <w:r>
-              <w:rPr>
-                <w:rFonts w:ascii="Tahoma" w:eastAsia="Calibri" w:hAnsi="Tahoma" w:cs="Tahoma"/>
-                <w:sz w:val="20"/>
-                <w:szCs w:val="20"/>
-              </w:rPr>
-              <w:t xml:space="preserve"> del jugador (movimiento, saltos, combate y sistema de poderes cromáticos mediante el patrón State), programar los enemigos básicos (agresión directa y sistema de </w:t>
-            </w:r>
-            <w:proofErr w:type="spellStart"/>
-            <w:r>
-              <w:rPr>
-                <w:rFonts w:ascii="Tahoma" w:eastAsia="Calibri" w:hAnsi="Tahoma" w:cs="Tahoma"/>
-                <w:sz w:val="20"/>
-                <w:szCs w:val="20"/>
-              </w:rPr>
-              <w:t>spawn</w:t>
-            </w:r>
-            <w:proofErr w:type="spellEnd"/>
-            <w:r>
-              <w:rPr>
-                <w:rFonts w:ascii="Tahoma" w:eastAsia="Calibri" w:hAnsi="Tahoma" w:cs="Tahoma"/>
-                <w:sz w:val="20"/>
-                <w:szCs w:val="20"/>
-              </w:rPr>
-              <w:t>/</w:t>
-            </w:r>
-            <w:proofErr w:type="spellStart"/>
-            <w:r>
-              <w:rPr>
-                <w:rFonts w:ascii="Tahoma" w:eastAsia="Calibri" w:hAnsi="Tahoma" w:cs="Tahoma"/>
-                <w:sz w:val="20"/>
-                <w:szCs w:val="20"/>
-              </w:rPr>
-              <w:t>despawn</w:t>
-            </w:r>
-            <w:proofErr w:type="spellEnd"/>
-            <w:r>
-              <w:rPr>
-                <w:rFonts w:ascii="Tahoma" w:eastAsia="Calibri" w:hAnsi="Tahoma" w:cs="Tahoma"/>
-                <w:sz w:val="20"/>
-                <w:szCs w:val="20"/>
-              </w:rPr>
-              <w:t>)</w:t>
+            <w:r>
+              <w:rPr>
+                <w:rFonts w:ascii="Tahoma" w:eastAsia="Calibri" w:hAnsi="Tahoma" w:cs="Tahoma"/>
+                <w:sz w:val="20"/>
+                <w:szCs w:val="20"/>
+              </w:rPr>
+              <w:t xml:space="preserve"> del jugador (movimiento, saltos, combate y sistema de poderes cromáticos mediante el patrón State), programar los enemigos básicos (agresión directa y sistema de spawn/despawn)</w:t>
             </w:r>
             <w:r>
               <w:rPr>
@@ -2163,7 +2055,23 @@
                 <w:sz w:val="20"/>
                 <w:szCs w:val="20"/>
               </w:rPr>
-              <w:t xml:space="preserve"> pantallas secundarias (menú de inicio, pausa, opciones y créditos)</w:t>
+              <w:t xml:space="preserve"> pantallas secundarias (menú de inicio, pausa, opciones y créditos</w:t>
+            </w:r>
+            <w:r>
+              <w:rPr>
+                <w:rFonts w:ascii="Tahoma" w:eastAsia="Calibri" w:hAnsi="Tahoma" w:cs="Tahoma"/>
+                <w:sz w:val="20"/>
+                <w:szCs w:val="20"/>
+              </w:rPr>
+              <w:t>)</w:t>
+            </w:r>
+            <w:r>
+              <w:rPr>
+                <w:rFonts w:ascii="Tahoma" w:eastAsia="Calibri" w:hAnsi="Tahoma" w:cs="Tahoma"/>
+                <w:sz w:val="20"/>
+                <w:szCs w:val="20"/>
+              </w:rPr>
+              <w:t>,</w:t>
             </w:r>
             <w:r>
               <w:rPr>
@@ -2179,51 +2087,39 @@
                 <w:sz w:val="20"/>
                 <w:szCs w:val="20"/>
               </w:rPr>
-              <w:t xml:space="preserve">y </w:t>
-            </w:r>
-            <w:r>
-              <w:rPr>
-                <w:rFonts w:ascii="Tahoma" w:eastAsia="Calibri" w:hAnsi="Tahoma" w:cs="Tahoma"/>
-                <w:sz w:val="20"/>
-                <w:szCs w:val="20"/>
-              </w:rPr>
-              <w:t>sustituir los bloques de prueba por el arte definitivo (</w:t>
-            </w:r>
-            <w:proofErr w:type="spellStart"/>
-            <w:r>
-              <w:rPr>
-                <w:rFonts w:ascii="Tahoma" w:eastAsia="Calibri" w:hAnsi="Tahoma" w:cs="Tahoma"/>
-                <w:sz w:val="20"/>
-                <w:szCs w:val="20"/>
-              </w:rPr>
-              <w:t>sprites</w:t>
-            </w:r>
-            <w:proofErr w:type="spellEnd"/>
-            <w:r>
-              <w:rPr>
-                <w:rFonts w:ascii="Tahoma" w:eastAsia="Calibri" w:hAnsi="Tahoma" w:cs="Tahoma"/>
-                <w:sz w:val="20"/>
-                <w:szCs w:val="20"/>
-              </w:rPr>
-              <w:t xml:space="preserve">, </w:t>
-            </w:r>
-            <w:proofErr w:type="spellStart"/>
-            <w:r>
-              <w:rPr>
-                <w:rFonts w:ascii="Tahoma" w:eastAsia="Calibri" w:hAnsi="Tahoma" w:cs="Tahoma"/>
-                <w:sz w:val="20"/>
-                <w:szCs w:val="20"/>
-              </w:rPr>
-              <w:t>tilemaps</w:t>
-            </w:r>
-            <w:proofErr w:type="spellEnd"/>
-            <w:r>
-              <w:rPr>
-                <w:rFonts w:ascii="Tahoma" w:eastAsia="Calibri" w:hAnsi="Tahoma" w:cs="Tahoma"/>
-                <w:sz w:val="20"/>
-                <w:szCs w:val="20"/>
-              </w:rPr>
-              <w:t xml:space="preserve"> y animaciones).</w:t>
+              <w:t>sustituir los bloques de prueba por el arte definitivo (sprites, tilemaps y animaciones</w:t>
+            </w:r>
+            <w:r>
+              <w:rPr>
+                <w:rFonts w:ascii="Tahoma" w:eastAsia="Calibri" w:hAnsi="Tahoma" w:cs="Tahoma"/>
+                <w:sz w:val="20"/>
+                <w:szCs w:val="20"/>
+              </w:rPr>
+              <w:t>)</w:t>
+            </w:r>
+            <w:r>
+              <w:rPr>
+                <w:rFonts w:ascii="Tahoma" w:eastAsia="Calibri" w:hAnsi="Tahoma" w:cs="Tahoma"/>
+                <w:sz w:val="20"/>
+                <w:szCs w:val="20"/>
+              </w:rPr>
+              <w:t xml:space="preserve"> e iniciar testing</w:t>
+            </w:r>
+            <w:r>
+              <w:rPr>
+                <w:rFonts w:ascii="Tahoma" w:eastAsia="Calibri" w:hAnsi="Tahoma" w:cs="Tahoma"/>
+                <w:sz w:val="20"/>
+                <w:szCs w:val="20"/>
+              </w:rPr>
+              <w:t xml:space="preserve"> con pruebas parciales funcionales y de jugabilidad sobre los elementos completos o avanzados</w:t>
+            </w:r>
+            <w:r>
+              <w:rPr>
+                <w:rFonts w:ascii="Tahoma" w:eastAsia="Calibri" w:hAnsi="Tahoma" w:cs="Tahoma"/>
+                <w:sz w:val="20"/>
+                <w:szCs w:val="20"/>
+              </w:rPr>
+              <w:t>.</w:t>
             </w:r>
           </w:p>
           <w:p>
@@ -2299,7 +2195,31 @@
                 <w:sz w:val="20"/>
                 <w:szCs w:val="20"/>
               </w:rPr>
-              <w:t xml:space="preserve"> y arte.</w:t>
+              <w:t>,</w:t>
+            </w:r>
+            <w:r>
+              <w:rPr>
+                <w:rFonts w:ascii="Tahoma" w:eastAsia="Calibri" w:hAnsi="Tahoma" w:cs="Tahoma"/>
+                <w:sz w:val="20"/>
+                <w:szCs w:val="20"/>
+              </w:rPr>
+              <w:t xml:space="preserve"> arte</w:t>
+            </w:r>
+            <w:r>
+              <w:rPr>
+                <w:rFonts w:ascii="Tahoma" w:eastAsia="Calibri" w:hAnsi="Tahoma" w:cs="Tahoma"/>
+                <w:sz w:val="20"/>
+                <w:szCs w:val="20"/>
+              </w:rPr>
+              <w:t xml:space="preserve"> y testing parcial</w:t>
+            </w:r>
+            <w:r>
+              <w:rPr>
+                <w:rFonts w:ascii="Tahoma" w:eastAsia="Calibri" w:hAnsi="Tahoma" w:cs="Tahoma"/>
+                <w:sz w:val="20"/>
+                <w:szCs w:val="20"/>
+              </w:rPr>
+              <w:t>.</w:t>
             </w:r>
           </w:p>
         </w:tc>
@@ -2415,90 +2335,52 @@
                 <w:sz w:val="20"/>
                 <w:szCs w:val="20"/>
               </w:rPr>
-              <w:t>esarrollar la persistencia local (guardado/</w:t>
-            </w:r>
-            <w:proofErr w:type="spellStart"/>
-            <w:r>
-              <w:rPr>
-                <w:rFonts w:ascii="Tahoma" w:eastAsia="Calibri" w:hAnsi="Tahoma" w:cs="Tahoma"/>
-                <w:sz w:val="20"/>
-                <w:szCs w:val="20"/>
-              </w:rPr>
-              <w:t>checkpoints</w:t>
-            </w:r>
-            <w:proofErr w:type="spellEnd"/>
-            <w:r>
-              <w:rPr>
-                <w:rFonts w:ascii="Tahoma" w:eastAsia="Calibri" w:hAnsi="Tahoma" w:cs="Tahoma"/>
-                <w:sz w:val="20"/>
-                <w:szCs w:val="20"/>
-              </w:rPr>
-              <w:t xml:space="preserve">) y el </w:t>
-            </w:r>
-            <w:proofErr w:type="spellStart"/>
-            <w:r>
-              <w:rPr>
-                <w:rFonts w:ascii="Tahoma" w:eastAsia="Calibri" w:hAnsi="Tahoma" w:cs="Tahoma"/>
+              <w:t xml:space="preserve">esarrollar la persistencia local (guardado/checkpoints) y el Leaderboard. Integrar la música y los efectos de sonido. </w:t>
+            </w:r>
+            <w:r>
+              <w:rPr>
+                <w:rFonts w:ascii="Tahoma" w:eastAsia="Calibri" w:hAnsi="Tahoma" w:cs="Tahoma"/>
+                <w:sz w:val="20"/>
+                <w:szCs w:val="20"/>
+              </w:rPr>
+              <w:t>Testing final y completar la memoria.</w:t>
+            </w:r>
+          </w:p>
+          <w:p>
+            <w:pPr>
+              <w:spacing w:after="0" w:line="240" w:lineRule="auto"/>
+              <w:rPr>
+                <w:rFonts w:ascii="Tahoma" w:eastAsia="Calibri" w:hAnsi="Tahoma" w:cs="Tahoma"/>
+                <w:sz w:val="20"/>
+                <w:szCs w:val="20"/>
+              </w:rPr>
+            </w:pPr>
+            <w:r>
+              <w:rPr>
+                <w:rFonts w:ascii="Tahoma" w:eastAsia="Calibri" w:hAnsi="Tahoma" w:cs="Tahoma"/>
+                <w:b/>
+                <w:sz w:val="20"/>
+                <w:szCs w:val="20"/>
+              </w:rPr>
+              <w:t>Entregables:</w:t>
+            </w:r>
+            <w:r>
+              <w:rPr>
+                <w:rFonts w:ascii="Tahoma" w:eastAsia="Calibri" w:hAnsi="Tahoma" w:cs="Tahoma"/>
+                <w:sz w:val="20"/>
+                <w:szCs w:val="20"/>
+              </w:rPr>
+              <w:t xml:space="preserve"> </w:t>
+            </w:r>
+            <w:r>
+              <w:rPr>
+                <w:rFonts w:ascii="Tahoma" w:eastAsia="Calibri" w:hAnsi="Tahoma" w:cs="Tahoma"/>
+                <w:iCs/>
                 <w:sz w:val="20"/>
                 <w:szCs w:val="20"/>
               </w:rPr>
               <w:t>Leaderboard</w:t>
             </w:r>
-            <w:proofErr w:type="spellEnd"/>
-            <w:r>
-              <w:rPr>
-                <w:rFonts w:ascii="Tahoma" w:eastAsia="Calibri" w:hAnsi="Tahoma" w:cs="Tahoma"/>
-                <w:sz w:val="20"/>
-                <w:szCs w:val="20"/>
-              </w:rPr>
-              <w:t xml:space="preserve">. Integrar la música y los efectos de sonido. </w:t>
-            </w:r>
-            <w:r>
-              <w:rPr>
-                <w:rFonts w:ascii="Tahoma" w:eastAsia="Calibri" w:hAnsi="Tahoma" w:cs="Tahoma"/>
-                <w:sz w:val="20"/>
-                <w:szCs w:val="20"/>
-              </w:rPr>
-              <w:t>Testing final y completar la memoria.</w:t>
-            </w:r>
-          </w:p>
-          <w:p>
-            <w:pPr>
-              <w:spacing w:after="0" w:line="240" w:lineRule="auto"/>
-              <w:rPr>
-                <w:rFonts w:ascii="Tahoma" w:eastAsia="Calibri" w:hAnsi="Tahoma" w:cs="Tahoma"/>
-                <w:sz w:val="20"/>
-                <w:szCs w:val="20"/>
-              </w:rPr>
-            </w:pPr>
-            <w:r>
-              <w:rPr>
-                <w:rFonts w:ascii="Tahoma" w:eastAsia="Calibri" w:hAnsi="Tahoma" w:cs="Tahoma"/>
-                <w:b/>
-                <w:sz w:val="20"/>
-                <w:szCs w:val="20"/>
-              </w:rPr>
-              <w:t>Entregables:</w:t>
-            </w:r>
-            <w:r>
-              <w:rPr>
-                <w:rFonts w:ascii="Tahoma" w:eastAsia="Calibri" w:hAnsi="Tahoma" w:cs="Tahoma"/>
-                <w:sz w:val="20"/>
-                <w:szCs w:val="20"/>
-              </w:rPr>
-              <w:t xml:space="preserve"> </w:t>
-            </w:r>
-            <w:proofErr w:type="spellStart"/>
-            <w:r>
-              <w:rPr>
-                <w:rFonts w:ascii="Tahoma" w:eastAsia="Calibri" w:hAnsi="Tahoma" w:cs="Tahoma"/>
-                <w:iCs/>
-                <w:sz w:val="20"/>
-                <w:szCs w:val="20"/>
-              </w:rPr>
-              <w:t>Leaderboard</w:t>
-            </w:r>
-            <w:proofErr w:type="spellEnd"/>
             <w:r>
               <w:rPr>
                 <w:rFonts w:ascii="Tahoma" w:eastAsia="Calibri" w:hAnsi="Tahoma" w:cs="Tahoma"/>
@@ -2910,7 +2792,6 @@
                             <w:dataBinding w:prefixMappings="xmlns:ns0='http://purl.org/dc/elements/1.1/' xmlns:ns1='http://schemas.openxmlformats.org/package/2006/metadata/core-properties' " w:xpath="/ns1:coreProperties[1]/ns0:title[1]" w:storeItemID="{6C3C8BC8-F283-45AE-878A-BAB7291924A1}"/>
                             <w:text/>
                           </w:sdtPr>
-                          <w:sdtEndPr/>
                           <w:sdtContent>
                             <w:p>
                               <w:pPr>
